--- a/report.docx
+++ b/report.docx
@@ -192,7 +192,6 @@
         <w:jc w:val="center"/>
         <w:rPr>
           <w:rFonts w:ascii="Times New Roman" w:hAnsi="Times New Roman" w:cs="Times New Roman"/>
-          <w:lang w:val="en-US"/>
         </w:rPr>
       </w:pPr>
       <w:r>
@@ -216,7 +215,6 @@
       <w:r>
         <w:rPr>
           <w:rFonts w:ascii="Times New Roman" w:hAnsi="Times New Roman" w:cs="Times New Roman"/>
-          <w:lang w:val="en-US"/>
         </w:rPr>
         <w:t>17</w:t>
       </w:r>
@@ -477,6 +475,9 @@
     </w:p>
     <w:p>
       <w:r>
+        <w:rPr>
+          <w:noProof/>
+        </w:rPr>
         <w:drawing>
           <wp:inline distT="0" distB="0" distL="0" distR="0" wp14:anchorId="44B65392" wp14:editId="105CA797">
             <wp:extent cx="5943600" cy="1597660"/>
@@ -535,14 +536,8 @@
     <w:p>
       <w:pPr>
         <w:pStyle w:val="2"/>
-        <w:rPr>
-          <w:lang w:val="ru-RU"/>
-        </w:rPr>
-      </w:pPr>
-      <w:r>
-        <w:rPr>
-          <w:lang w:val="ru-RU"/>
-        </w:rPr>
+      </w:pPr>
+      <w:r>
         <w:lastRenderedPageBreak/>
         <w:t xml:space="preserve">Выполнение </w:t>
       </w:r>
@@ -550,14 +545,8 @@
     <w:p>
       <w:pPr>
         <w:pStyle w:val="3"/>
-        <w:rPr>
-          <w:lang w:val="ru-RU"/>
-        </w:rPr>
-      </w:pPr>
-      <w:r>
-        <w:rPr>
-          <w:lang w:val="ru-RU"/>
-        </w:rPr>
+      </w:pPr>
+      <w:r>
         <w:t>Часть 1</w:t>
       </w:r>
     </w:p>
@@ -604,6 +593,9 @@
     </w:p>
     <w:p>
       <w:r>
+        <w:rPr>
+          <w:noProof/>
+        </w:rPr>
         <w:drawing>
           <wp:inline distT="0" distB="0" distL="0" distR="0" wp14:anchorId="5B8E6643" wp14:editId="36DC446F">
             <wp:extent cx="5943600" cy="2183765"/>
@@ -1536,7 +1528,6 @@
                 <w:rFonts w:ascii="Segoe UI" w:hAnsi="Segoe UI" w:cs="Segoe UI"/>
                 <w:sz w:val="21"/>
                 <w:szCs w:val="21"/>
-                <w:lang/>
               </w:rPr>
             </w:pPr>
             <w:r>
@@ -1673,7 +1664,6 @@
                 <w:rFonts w:ascii="Segoe UI" w:hAnsi="Segoe UI" w:cs="Segoe UI"/>
                 <w:sz w:val="21"/>
                 <w:szCs w:val="21"/>
-                <w:lang/>
               </w:rPr>
             </w:pPr>
             <w:r>
@@ -2023,13 +2013,7 @@
               </w:rPr>
             </w:pPr>
             <w:r>
-              <w:t xml:space="preserve">Произвольное </w:t>
-            </w:r>
-            <w:r>
-              <w:t>положительное</w:t>
-            </w:r>
-            <w:r>
-              <w:t xml:space="preserve"> значение</w:t>
+              <w:t>Произвольное положительное значение</w:t>
             </w:r>
           </w:p>
         </w:tc>
@@ -2119,13 +2103,7 @@
               </w:rPr>
             </w:pPr>
             <w:r>
-              <w:t xml:space="preserve">Очень маленькое </w:t>
-            </w:r>
-            <w:r>
-              <w:t>положительное</w:t>
-            </w:r>
-            <w:r>
-              <w:t xml:space="preserve"> число (проверка около 0)</w:t>
+              <w:t>Очень маленькое положительное число (проверка около 0)</w:t>
             </w:r>
           </w:p>
         </w:tc>
@@ -2378,15 +2356,7 @@
                 <w:sz w:val="21"/>
                 <w:szCs w:val="21"/>
               </w:rPr>
-              <w:t>π</w:t>
-            </w:r>
-            <w:r>
-              <w:rPr>
-                <w:rFonts w:ascii="Segoe UI" w:hAnsi="Segoe UI" w:cs="Segoe UI"/>
-                <w:sz w:val="21"/>
-                <w:szCs w:val="21"/>
-              </w:rPr>
-              <w:t xml:space="preserve"> = 3ю1316</w:t>
+              <w:t>π = 3ю1316</w:t>
             </w:r>
           </w:p>
         </w:tc>
@@ -2475,7 +2445,6 @@
                 <w:lang w:val="en-US"/>
               </w:rPr>
             </w:pPr>
-            <w:proofErr w:type="spellStart"/>
             <w:r>
               <w:rPr>
                 <w:rFonts w:ascii="Segoe UI" w:hAnsi="Segoe UI" w:cs="Segoe UI"/>
@@ -2485,7 +2454,6 @@
               </w:rPr>
               <w:t>Double.NaN</w:t>
             </w:r>
-            <w:proofErr w:type="spellEnd"/>
           </w:p>
         </w:tc>
         <w:tc>
@@ -2502,7 +2470,6 @@
                 <w:lang w:val="en-US"/>
               </w:rPr>
             </w:pPr>
-            <w:proofErr w:type="spellStart"/>
             <w:r>
               <w:rPr>
                 <w:rFonts w:ascii="Segoe UI" w:hAnsi="Segoe UI" w:cs="Segoe UI"/>
@@ -2512,7 +2479,6 @@
               </w:rPr>
               <w:t>NaN</w:t>
             </w:r>
-            <w:proofErr w:type="spellEnd"/>
           </w:p>
         </w:tc>
         <w:tc>
@@ -2797,6 +2763,7 @@
       </w:pPr>
       <w:r>
         <w:rPr>
+          <w:noProof/>
           <w:lang w:val="en-US"/>
         </w:rPr>
         <w:drawing>
@@ -2860,6 +2827,7 @@
       </w:pPr>
       <w:r>
         <w:rPr>
+          <w:noProof/>
           <w:lang w:val="en-US"/>
         </w:rPr>
         <w:drawing>
@@ -2917,21 +2885,12 @@
     <w:p>
       <w:pPr>
         <w:pStyle w:val="3"/>
-        <w:rPr>
-          <w:lang w:val="ru-RU"/>
-        </w:rPr>
-      </w:pPr>
-      <w:r>
-        <w:rPr>
-          <w:lang w:val="ru-RU"/>
-        </w:rPr>
+      </w:pPr>
+      <w:r>
         <w:lastRenderedPageBreak/>
         <w:t xml:space="preserve">Часть </w:t>
       </w:r>
       <w:r>
-        <w:rPr>
-          <w:lang w:val="ru-RU"/>
-        </w:rPr>
         <w:t>2</w:t>
       </w:r>
     </w:p>
@@ -2947,105 +2906,39 @@
           <w:b/>
           <w:bCs/>
         </w:rPr>
-        <w:t>Расширяющее дерево (</w:t>
-      </w:r>
-      <w:proofErr w:type="spellStart"/>
+        <w:t>Расширяющее дерево (Splay Tree)</w:t>
+      </w:r>
+      <w:r>
+        <w:rPr>
+          <w:rFonts w:eastAsia="Times New Roman" w:cstheme="minorHAnsi"/>
+        </w:rPr>
+        <w:t xml:space="preserve"> — это самобалансирующееся бинарное дерево поиска, в котором после каждой операции доступа (вставка, поиск, удаление) выполняется операция </w:t>
+      </w:r>
       <w:r>
         <w:rPr>
           <w:rFonts w:eastAsia="Times New Roman" w:cstheme="minorHAnsi"/>
           <w:b/>
           <w:bCs/>
         </w:rPr>
-        <w:t>Splay</w:t>
-      </w:r>
-      <w:proofErr w:type="spellEnd"/>
+        <w:t>splay</w:t>
+      </w:r>
       <w:r>
         <w:rPr>
           <w:rFonts w:eastAsia="Times New Roman" w:cstheme="minorHAnsi"/>
-          <w:b/>
-          <w:bCs/>
+        </w:rPr>
+        <w:t xml:space="preserve"> — перемещение использованного узла в корень дерева с помощью вращений.</w:t>
+      </w:r>
+      <w:r>
+        <w:rPr>
+          <w:rFonts w:eastAsia="Times New Roman" w:cstheme="minorHAnsi"/>
         </w:rPr>
         <w:t xml:space="preserve"> </w:t>
       </w:r>
-      <w:proofErr w:type="spellStart"/>
       <w:r>
         <w:rPr>
           <w:rFonts w:eastAsia="Times New Roman" w:cstheme="minorHAnsi"/>
-          <w:b/>
-          <w:bCs/>
-        </w:rPr>
-        <w:t>Tree</w:t>
-      </w:r>
-      <w:proofErr w:type="spellEnd"/>
-      <w:r>
-        <w:rPr>
-          <w:rFonts w:eastAsia="Times New Roman" w:cstheme="minorHAnsi"/>
-          <w:b/>
-          <w:bCs/>
-        </w:rPr>
-        <w:t>)</w:t>
-      </w:r>
-      <w:r>
-        <w:rPr>
-          <w:rFonts w:eastAsia="Times New Roman" w:cstheme="minorHAnsi"/>
-        </w:rPr>
-        <w:t xml:space="preserve"> — это самобалансирующееся бинарное дерево поиска, в котором после каждой операции доступа (вставка, поиск, удаление) выполняется операция </w:t>
-      </w:r>
-      <w:proofErr w:type="spellStart"/>
-      <w:r>
-        <w:rPr>
-          <w:rFonts w:eastAsia="Times New Roman" w:cstheme="minorHAnsi"/>
-          <w:b/>
-          <w:bCs/>
-        </w:rPr>
-        <w:t>splay</w:t>
-      </w:r>
-      <w:proofErr w:type="spellEnd"/>
-      <w:r>
-        <w:rPr>
-          <w:rFonts w:eastAsia="Times New Roman" w:cstheme="minorHAnsi"/>
-        </w:rPr>
-        <w:t xml:space="preserve"> — перемещение использованного узла в корень дерева с помощью вращений.</w:t>
-      </w:r>
-      <w:r>
-        <w:rPr>
-          <w:rFonts w:eastAsia="Times New Roman" w:cstheme="minorHAnsi"/>
-        </w:rPr>
-        <w:t xml:space="preserve"> </w:t>
-      </w:r>
-      <w:r>
-        <w:rPr>
-          <w:rFonts w:eastAsia="Times New Roman" w:cstheme="minorHAnsi"/>
-        </w:rPr>
-        <w:t xml:space="preserve">В отличие от красно-чёрного дерева, </w:t>
-      </w:r>
-      <w:proofErr w:type="spellStart"/>
-      <w:r>
-        <w:rPr>
-          <w:rFonts w:eastAsia="Times New Roman" w:cstheme="minorHAnsi"/>
-        </w:rPr>
-        <w:t>Splay</w:t>
-      </w:r>
-      <w:proofErr w:type="spellEnd"/>
-      <w:r>
-        <w:rPr>
-          <w:rFonts w:eastAsia="Times New Roman" w:cstheme="minorHAnsi"/>
-        </w:rPr>
-        <w:t xml:space="preserve"> </w:t>
-      </w:r>
-      <w:proofErr w:type="spellStart"/>
-      <w:r>
-        <w:rPr>
-          <w:rFonts w:eastAsia="Times New Roman" w:cstheme="minorHAnsi"/>
-        </w:rPr>
-        <w:t>Tree</w:t>
-      </w:r>
-      <w:proofErr w:type="spellEnd"/>
-      <w:r>
-        <w:rPr>
-          <w:rFonts w:eastAsia="Times New Roman" w:cstheme="minorHAnsi"/>
-        </w:rPr>
-        <w:t xml:space="preserve"> не хранит дополнительную информацию о цветах или высоте, а балансировка достигается динамически за счёт перемещений узлов.</w:t>
+        </w:rPr>
+        <w:t>В отличие от красно-чёрного дерева, Splay Tree не хранит дополнительную информацию о цветах или высоте, а балансировка достигается динамически за счёт перемещений узлов.</w:t>
       </w:r>
     </w:p>
     <w:p>
@@ -3058,29 +2951,7 @@
         <w:rPr>
           <w:rFonts w:eastAsia="Times New Roman" w:cstheme="minorHAnsi"/>
         </w:rPr>
-        <w:t xml:space="preserve">Оно гарантирует амортизированную сложность </w:t>
-      </w:r>
-      <w:proofErr w:type="gramStart"/>
-      <w:r>
-        <w:rPr>
-          <w:rFonts w:eastAsia="Times New Roman" w:cstheme="minorHAnsi"/>
-        </w:rPr>
-        <w:t>O(</w:t>
-      </w:r>
-      <w:proofErr w:type="spellStart"/>
-      <w:proofErr w:type="gramEnd"/>
-      <w:r>
-        <w:rPr>
-          <w:rFonts w:eastAsia="Times New Roman" w:cstheme="minorHAnsi"/>
-        </w:rPr>
-        <w:t>log</w:t>
-      </w:r>
-      <w:proofErr w:type="spellEnd"/>
-      <w:r>
-        <w:rPr>
-          <w:rFonts w:eastAsia="Times New Roman" w:cstheme="minorHAnsi"/>
-        </w:rPr>
-        <w:t xml:space="preserve"> n) для операций:</w:t>
+        <w:t>Оно гарантирует амортизированную сложность O(log n) для операций:</w:t>
       </w:r>
     </w:p>
     <w:p>
@@ -3171,7 +3042,6 @@
       <w:r>
         <w:rPr>
           <w:rFonts w:eastAsia="Times New Roman" w:cstheme="minorHAnsi"/>
-          <w:lang w:val="ru-RU"/>
         </w:rPr>
         <w:t xml:space="preserve"> случайных элементов</w:t>
       </w:r>
@@ -3255,21 +3125,7 @@
         <w:rPr>
           <w:rFonts w:eastAsia="Times New Roman" w:cstheme="minorHAnsi"/>
         </w:rPr>
-        <w:t>вспомогательные методы (</w:t>
-      </w:r>
-      <w:proofErr w:type="spellStart"/>
-      <w:r>
-        <w:rPr>
-          <w:rFonts w:eastAsia="Times New Roman" w:cstheme="minorHAnsi"/>
-        </w:rPr>
-        <w:t>count</w:t>
-      </w:r>
-      <w:proofErr w:type="spellEnd"/>
-      <w:r>
-        <w:rPr>
-          <w:rFonts w:eastAsia="Times New Roman" w:cstheme="minorHAnsi"/>
-        </w:rPr>
-        <w:t>, print, validation) работают правильно.</w:t>
+        <w:t>вспомогательные методы (count, print, validation) работают правильно.</w:t>
       </w:r>
     </w:p>
     <w:p>
@@ -3312,6 +3168,7 @@
       <w:r>
         <w:rPr>
           <w:rFonts w:ascii="Times New Roman" w:eastAsia="Times New Roman" w:hAnsi="Times New Roman" w:cs="Times New Roman"/>
+          <w:noProof/>
           <w:sz w:val="28"/>
           <w:szCs w:val="28"/>
         </w:rPr>
@@ -3353,11 +3210,6 @@
       </w:r>
     </w:p>
     <w:p>
-      <w:pPr>
-        <w:rPr>
-          <w:lang w:val="en-US"/>
-        </w:rPr>
-      </w:pPr>
       <w:r>
         <w:rPr>
           <w:noProof/>
@@ -3409,6 +3261,7 @@
       </w:r>
       <w:r>
         <w:rPr>
+          <w:noProof/>
           <w:lang w:val="en-US"/>
         </w:rPr>
         <w:drawing>
@@ -3451,14 +3304,8 @@
     <w:p>
       <w:pPr>
         <w:pStyle w:val="3"/>
-        <w:rPr>
-          <w:lang w:val="ru-RU"/>
-        </w:rPr>
-      </w:pPr>
-      <w:r>
-        <w:rPr>
-          <w:lang w:val="ru-RU"/>
-        </w:rPr>
+      </w:pPr>
+      <w:r>
         <w:t>Часть 3</w:t>
       </w:r>
     </w:p>
@@ -3559,37 +3406,48 @@
           <w:bCs/>
         </w:rPr>
       </w:pPr>
-      <w:proofErr w:type="spellStart"/>
       <w:r>
         <w:rPr>
           <w:rFonts w:eastAsia="Times New Roman" w:cstheme="minorHAnsi"/>
           <w:b/>
           <w:bCs/>
         </w:rPr>
-        <w:t>Robot</w:t>
-      </w:r>
-      <w:proofErr w:type="spellEnd"/>
+        <w:t xml:space="preserve">Robot - </w:t>
+      </w:r>
+      <w:r>
+        <w:rPr>
+          <w:rFonts w:eastAsia="Times New Roman" w:cstheme="minorHAnsi"/>
+        </w:rPr>
+        <w:t>механическое существо с именем и набором логических схем. Может находиться в различных эмоциональных состояниях. Наблюдает за объектами, обрабатывает идеи через свои схемы. Способен разворачиваться. Состоит из смешанных материалов</w:t>
+      </w:r>
       <w:r>
         <w:rPr>
           <w:rFonts w:eastAsia="Times New Roman" w:cstheme="minorHAnsi"/>
           <w:b/>
           <w:bCs/>
         </w:rPr>
-        <w:t xml:space="preserve"> - </w:t>
-      </w:r>
-      <w:r>
+        <w:t>.</w:t>
+      </w:r>
+    </w:p>
+    <w:p>
+      <w:pPr>
         <w:rPr>
           <w:rFonts w:eastAsia="Times New Roman" w:cstheme="minorHAnsi"/>
         </w:rPr>
-        <w:t>механическое существо с именем и набором логических схем. Может находиться в различных эмоциональных состояниях. Наблюдает за объектами, обрабатывает идеи через свои схемы. Способен разворачиваться. Состоит из смешанных материалов</w:t>
-      </w:r>
+      </w:pPr>
       <w:r>
         <w:rPr>
           <w:rFonts w:eastAsia="Times New Roman" w:cstheme="minorHAnsi"/>
           <w:b/>
           <w:bCs/>
         </w:rPr>
-        <w:t>.</w:t>
+        <w:t xml:space="preserve">Schema - </w:t>
+      </w:r>
+      <w:r>
+        <w:rPr>
+          <w:rFonts w:eastAsia="Times New Roman" w:cstheme="minorHAnsi"/>
+        </w:rPr>
+        <w:t>мыслительный модуль робота с изменяемым состоянием. Может чирикать, щёлкать, говорить, манипулировать объектами, сравнивать материалы и проверять водород. Последовательно меняет состояния при операциях. Состоит из смешанных материалов.</w:t>
       </w:r>
     </w:p>
     <w:p>
@@ -3598,73 +3456,49 @@
           <w:rFonts w:eastAsia="Times New Roman" w:cstheme="minorHAnsi"/>
         </w:rPr>
       </w:pPr>
-      <w:proofErr w:type="spellStart"/>
       <w:r>
         <w:rPr>
           <w:rFonts w:eastAsia="Times New Roman" w:cstheme="minorHAnsi"/>
           <w:b/>
           <w:bCs/>
         </w:rPr>
-        <w:t>Schema</w:t>
-      </w:r>
-      <w:proofErr w:type="spellEnd"/>
-      <w:r>
+        <w:t xml:space="preserve">HumanBrain - </w:t>
+      </w:r>
+      <w:r>
+        <w:rPr>
+          <w:rFonts w:eastAsia="Times New Roman" w:cstheme="minorHAnsi"/>
+        </w:rPr>
+        <w:t>органический орган, используемый как эталон для сравнения материалов. Состоит из плоти.</w:t>
+      </w:r>
+    </w:p>
+    <w:p>
+      <w:pPr>
         <w:rPr>
           <w:rFonts w:eastAsia="Times New Roman" w:cstheme="minorHAnsi"/>
           <w:b/>
           <w:bCs/>
         </w:rPr>
-        <w:t xml:space="preserve"> - </w:t>
-      </w:r>
-      <w:r>
-        <w:rPr>
-          <w:rFonts w:eastAsia="Times New Roman" w:cstheme="minorHAnsi"/>
-        </w:rPr>
-        <w:t>мыслительный модуль робота с изменяемым состоянием. Может чирикать, щёлкать, говорить, манипулировать объектами, сравнивать материалы и проверять водород. Последовательно меняет состояния при операциях. Состоит из смешанных материалов.</w:t>
-      </w:r>
-    </w:p>
-    <w:p>
-      <w:pPr>
-        <w:rPr>
-          <w:rFonts w:eastAsia="Times New Roman" w:cstheme="minorHAnsi"/>
-        </w:rPr>
-      </w:pPr>
-      <w:proofErr w:type="spellStart"/>
+      </w:pPr>
       <w:r>
         <w:rPr>
           <w:rFonts w:eastAsia="Times New Roman" w:cstheme="minorHAnsi"/>
           <w:b/>
           <w:bCs/>
         </w:rPr>
-        <w:t>HumanBrain</w:t>
-      </w:r>
-      <w:proofErr w:type="spellEnd"/>
+        <w:t xml:space="preserve">Door - </w:t>
+      </w:r>
+      <w:r>
+        <w:rPr>
+          <w:rFonts w:eastAsia="Times New Roman" w:cstheme="minorHAnsi"/>
+        </w:rPr>
+        <w:t>физический объект из определённого материала</w:t>
+      </w:r>
       <w:r>
         <w:rPr>
           <w:rFonts w:eastAsia="Times New Roman" w:cstheme="minorHAnsi"/>
           <w:b/>
           <w:bCs/>
         </w:rPr>
-        <w:t xml:space="preserve"> - </w:t>
-      </w:r>
-      <w:r>
-        <w:rPr>
-          <w:rFonts w:eastAsia="Times New Roman" w:cstheme="minorHAnsi"/>
-        </w:rPr>
-        <w:t xml:space="preserve">органический орган, используемый как эталон для сравнения материалов. Состоит из </w:t>
-      </w:r>
-      <w:proofErr w:type="spellStart"/>
-      <w:r>
-        <w:rPr>
-          <w:rFonts w:eastAsia="Times New Roman" w:cstheme="minorHAnsi"/>
-        </w:rPr>
-        <w:t>плоти</w:t>
-      </w:r>
-      <w:proofErr w:type="spellEnd"/>
-      <w:r>
-        <w:rPr>
-          <w:rFonts w:eastAsia="Times New Roman" w:cstheme="minorHAnsi"/>
-        </w:rPr>
         <w:t>.</w:t>
       </w:r>
     </w:p>
@@ -3676,185 +3510,103 @@
           <w:bCs/>
         </w:rPr>
       </w:pPr>
-      <w:proofErr w:type="spellStart"/>
       <w:r>
         <w:rPr>
           <w:rFonts w:eastAsia="Times New Roman" w:cstheme="minorHAnsi"/>
           <w:b/>
           <w:bCs/>
         </w:rPr>
-        <w:t>Door</w:t>
-      </w:r>
-      <w:proofErr w:type="spellEnd"/>
+        <w:t xml:space="preserve">Idea - </w:t>
+      </w:r>
+      <w:r>
+        <w:rPr>
+          <w:rFonts w:eastAsia="Times New Roman" w:cstheme="minorHAnsi"/>
+        </w:rPr>
+        <w:t>абстрактная концепция с определённым содержанием.</w:t>
+      </w:r>
+    </w:p>
+    <w:p>
+      <w:pPr>
+        <w:rPr>
+          <w:rFonts w:eastAsia="Times New Roman" w:cstheme="minorHAnsi"/>
+        </w:rPr>
+      </w:pPr>
       <w:r>
         <w:rPr>
           <w:rFonts w:eastAsia="Times New Roman" w:cstheme="minorHAnsi"/>
           <w:b/>
           <w:bCs/>
         </w:rPr>
-        <w:t xml:space="preserve"> - </w:t>
+        <w:t xml:space="preserve">TargetedIdea - </w:t>
       </w:r>
       <w:r>
         <w:rPr>
           <w:rFonts w:eastAsia="Times New Roman" w:cstheme="minorHAnsi"/>
         </w:rPr>
-        <w:t>физический объект из определённого материала</w:t>
-      </w:r>
-      <w:r>
+        <w:t>идея, имеющая конкретный целевой объект.</w:t>
+      </w:r>
+    </w:p>
+    <w:p>
+      <w:pPr>
         <w:rPr>
           <w:rFonts w:eastAsia="Times New Roman" w:cstheme="minorHAnsi"/>
           <w:b/>
           <w:bCs/>
         </w:rPr>
-        <w:t>.</w:t>
-      </w:r>
-    </w:p>
-    <w:p>
-      <w:pPr>
+      </w:pPr>
+      <w:r>
         <w:rPr>
           <w:rFonts w:eastAsia="Times New Roman" w:cstheme="minorHAnsi"/>
           <w:b/>
           <w:bCs/>
         </w:rPr>
-      </w:pPr>
-      <w:proofErr w:type="spellStart"/>
-      <w:r>
+        <w:t xml:space="preserve">State - </w:t>
+      </w:r>
+      <w:r>
+        <w:rPr>
+          <w:rFonts w:eastAsia="Times New Roman" w:cstheme="minorHAnsi"/>
+        </w:rPr>
+        <w:t>перечисление эмоциональных состояний (DEFAULT, COLD_CONTEMPT, DESPAIR, DOUBT, DISGUST, FUN, BORED)</w:t>
+      </w:r>
+    </w:p>
+    <w:p>
+      <w:pPr>
         <w:rPr>
           <w:rFonts w:eastAsia="Times New Roman" w:cstheme="minorHAnsi"/>
           <w:b/>
           <w:bCs/>
         </w:rPr>
-        <w:t>Idea</w:t>
-      </w:r>
-      <w:proofErr w:type="spellEnd"/>
+      </w:pPr>
       <w:r>
         <w:rPr>
           <w:rFonts w:eastAsia="Times New Roman" w:cstheme="minorHAnsi"/>
           <w:b/>
           <w:bCs/>
         </w:rPr>
-        <w:t xml:space="preserve"> - </w:t>
+        <w:t xml:space="preserve">Material - </w:t>
       </w:r>
       <w:r>
         <w:rPr>
           <w:rFonts w:eastAsia="Times New Roman" w:cstheme="minorHAnsi"/>
         </w:rPr>
-        <w:t>абстрактная концепция с определённым содержанием.</w:t>
+        <w:t>перечисление типов материалов (MIXED, FLESH)</w:t>
       </w:r>
     </w:p>
     <w:p>
       <w:pPr>
-        <w:rPr>
-          <w:rFonts w:eastAsia="Times New Roman" w:cstheme="minorHAnsi"/>
-        </w:rPr>
-      </w:pPr>
-      <w:proofErr w:type="spellStart"/>
-      <w:r>
         <w:rPr>
           <w:rFonts w:eastAsia="Times New Roman" w:cstheme="minorHAnsi"/>
           <w:b/>
           <w:bCs/>
         </w:rPr>
-        <w:t>TargetedIdea</w:t>
-      </w:r>
-      <w:proofErr w:type="spellEnd"/>
+      </w:pPr>
       <w:r>
         <w:rPr>
           <w:rFonts w:eastAsia="Times New Roman" w:cstheme="minorHAnsi"/>
           <w:b/>
           <w:bCs/>
         </w:rPr>
-        <w:t xml:space="preserve"> - </w:t>
-      </w:r>
-      <w:r>
-        <w:rPr>
-          <w:rFonts w:eastAsia="Times New Roman" w:cstheme="minorHAnsi"/>
-        </w:rPr>
-        <w:t>идея, имеющая конкретный целевой объект.</w:t>
-      </w:r>
-    </w:p>
-    <w:p>
-      <w:pPr>
-        <w:rPr>
-          <w:rFonts w:eastAsia="Times New Roman" w:cstheme="minorHAnsi"/>
-          <w:b/>
-          <w:bCs/>
-        </w:rPr>
-      </w:pPr>
-      <w:r>
-        <w:rPr>
-          <w:rFonts w:eastAsia="Times New Roman" w:cstheme="minorHAnsi"/>
-          <w:b/>
-          <w:bCs/>
-        </w:rPr>
-        <w:t xml:space="preserve">State - </w:t>
-      </w:r>
-      <w:r>
-        <w:rPr>
-          <w:rFonts w:eastAsia="Times New Roman" w:cstheme="minorHAnsi"/>
-        </w:rPr>
-        <w:t>перечисление эмоциональных состояний (DEFAULT, COLD_CONTEMPT, DESPAIR, DOUBT, DISGUST, FUN, BORED)</w:t>
-      </w:r>
-    </w:p>
-    <w:p>
-      <w:pPr>
-        <w:rPr>
-          <w:rFonts w:eastAsia="Times New Roman" w:cstheme="minorHAnsi"/>
-          <w:b/>
-          <w:bCs/>
-          <w:lang w:val="en-US"/>
-        </w:rPr>
-      </w:pPr>
-      <w:proofErr w:type="spellStart"/>
-      <w:r>
-        <w:rPr>
-          <w:rFonts w:eastAsia="Times New Roman" w:cstheme="minorHAnsi"/>
-          <w:b/>
-          <w:bCs/>
-        </w:rPr>
-        <w:t>Material</w:t>
-      </w:r>
-      <w:proofErr w:type="spellEnd"/>
-      <w:r>
-        <w:rPr>
-          <w:rFonts w:eastAsia="Times New Roman" w:cstheme="minorHAnsi"/>
-          <w:b/>
-          <w:bCs/>
-        </w:rPr>
-        <w:t xml:space="preserve"> - </w:t>
-      </w:r>
-      <w:r>
-        <w:rPr>
-          <w:rFonts w:eastAsia="Times New Roman" w:cstheme="minorHAnsi"/>
-        </w:rPr>
-        <w:t>перечисление типов материалов (MIXED, FLESH)</w:t>
-      </w:r>
-    </w:p>
-    <w:p>
-      <w:pPr>
-        <w:rPr>
-          <w:rFonts w:eastAsia="Times New Roman" w:cstheme="minorHAnsi"/>
-          <w:b/>
-          <w:bCs/>
-        </w:rPr>
-      </w:pPr>
-      <w:proofErr w:type="spellStart"/>
-      <w:r>
-        <w:rPr>
-          <w:rFonts w:eastAsia="Times New Roman" w:cstheme="minorHAnsi"/>
-          <w:b/>
-          <w:bCs/>
-        </w:rPr>
-        <w:t>IdeaContent</w:t>
-      </w:r>
-      <w:proofErr w:type="spellEnd"/>
-      <w:r>
-        <w:rPr>
-          <w:rFonts w:eastAsia="Times New Roman" w:cstheme="minorHAnsi"/>
-          <w:b/>
-          <w:bCs/>
-        </w:rPr>
-        <w:t xml:space="preserve"> - </w:t>
+        <w:t xml:space="preserve">IdeaContent - </w:t>
       </w:r>
       <w:r>
         <w:rPr>
@@ -3874,6 +3626,7 @@
       <w:r>
         <w:rPr>
           <w:rFonts w:cstheme="minorHAnsi"/>
+          <w:noProof/>
           <w:sz w:val="21"/>
           <w:szCs w:val="21"/>
         </w:rPr>
@@ -3926,6 +3679,7 @@
       <w:r>
         <w:rPr>
           <w:rFonts w:cstheme="minorHAnsi"/>
+          <w:noProof/>
           <w:sz w:val="21"/>
           <w:szCs w:val="21"/>
           <w:lang w:val="en-US"/>
@@ -3971,14 +3725,59 @@
       <w:pPr>
         <w:pStyle w:val="1"/>
         <w:rPr>
-          <w:lang w:val="ru-RU"/>
-        </w:rPr>
-      </w:pPr>
-      <w:r>
-        <w:rPr>
-          <w:lang w:val="ru-RU"/>
-        </w:rPr>
+          <w:lang w:val="en-US"/>
+        </w:rPr>
+      </w:pPr>
+      <w:r>
         <w:lastRenderedPageBreak/>
+        <w:t>Код</w:t>
+      </w:r>
+    </w:p>
+    <w:p>
+      <w:pPr>
+        <w:rPr>
+          <w:lang w:val="en-US"/>
+        </w:rPr>
+      </w:pPr>
+      <w:hyperlink r:id="rId15" w:history="1">
+        <w:r>
+          <w:rPr>
+            <w:rStyle w:val="af"/>
+            <w:lang w:val="en-US"/>
+          </w:rPr>
+          <w:t>https://github.com/TecHeReTiC31</w:t>
+        </w:r>
+        <w:r>
+          <w:rPr>
+            <w:rStyle w:val="af"/>
+            <w:lang w:val="en-US"/>
+          </w:rPr>
+          <w:t>4</w:t>
+        </w:r>
+        <w:r>
+          <w:rPr>
+            <w:rStyle w:val="af"/>
+            <w:lang w:val="en-US"/>
+          </w:rPr>
+          <w:t>1/tpo-lab1</w:t>
+        </w:r>
+      </w:hyperlink>
+    </w:p>
+    <w:p>
+      <w:pPr>
+        <w:rPr>
+          <w:rFonts w:cstheme="minorHAnsi"/>
+          <w:sz w:val="21"/>
+          <w:szCs w:val="21"/>
+          <w:lang w:val="en-US"/>
+        </w:rPr>
+      </w:pPr>
+    </w:p>
+    <w:p>
+      <w:pPr>
+        <w:pStyle w:val="1"/>
+      </w:pPr>
+      <w:r>
         <w:t>Вывод</w:t>
       </w:r>
     </w:p>
@@ -7803,7 +7602,7 @@
         <w:kern w:val="2"/>
         <w:sz w:val="24"/>
         <w:szCs w:val="24"/>
-        <w:lang w:eastAsia="en-US" w:bidi="ar-SA"/>
+        <w:lang w:val="ru-RU" w:eastAsia="en-US" w:bidi="ar-SA"/>
         <w14:ligatures w14:val="standardContextual"/>
       </w:rPr>
     </w:rPrDefault>
@@ -8203,7 +8002,6 @@
       <w:kern w:val="0"/>
       <w:sz w:val="22"/>
       <w:szCs w:val="22"/>
-      <w:lang w:val="ru-RU"/>
       <w14:ligatures w14:val="none"/>
     </w:rPr>
   </w:style>
@@ -8228,7 +8026,6 @@
       <w:kern w:val="2"/>
       <w:sz w:val="40"/>
       <w:szCs w:val="40"/>
-      <w:lang/>
       <w14:ligatures w14:val="standardContextual"/>
     </w:rPr>
   </w:style>
@@ -8254,7 +8051,6 @@
       <w:kern w:val="2"/>
       <w:sz w:val="32"/>
       <w:szCs w:val="32"/>
-      <w:lang/>
       <w14:ligatures w14:val="standardContextual"/>
     </w:rPr>
   </w:style>
@@ -8280,7 +8076,6 @@
       <w:kern w:val="2"/>
       <w:sz w:val="28"/>
       <w:szCs w:val="28"/>
-      <w:lang/>
       <w14:ligatures w14:val="standardContextual"/>
     </w:rPr>
   </w:style>
@@ -8309,7 +8104,6 @@
       <w:kern w:val="2"/>
       <w:sz w:val="24"/>
       <w:szCs w:val="24"/>
-      <w:lang/>
       <w14:ligatures w14:val="standardContextual"/>
     </w:rPr>
   </w:style>
@@ -8336,7 +8130,6 @@
       <w:kern w:val="2"/>
       <w:sz w:val="24"/>
       <w:szCs w:val="24"/>
-      <w:lang/>
       <w14:ligatures w14:val="standardContextual"/>
     </w:rPr>
   </w:style>
@@ -8365,7 +8158,6 @@
       <w:kern w:val="2"/>
       <w:sz w:val="24"/>
       <w:szCs w:val="24"/>
-      <w:lang/>
       <w14:ligatures w14:val="standardContextual"/>
     </w:rPr>
   </w:style>
@@ -8392,7 +8184,6 @@
       <w:kern w:val="2"/>
       <w:sz w:val="24"/>
       <w:szCs w:val="24"/>
-      <w:lang/>
       <w14:ligatures w14:val="standardContextual"/>
     </w:rPr>
   </w:style>
@@ -8421,7 +8212,6 @@
       <w:kern w:val="2"/>
       <w:sz w:val="24"/>
       <w:szCs w:val="24"/>
-      <w:lang/>
       <w14:ligatures w14:val="standardContextual"/>
     </w:rPr>
   </w:style>
@@ -8448,13 +8238,13 @@
       <w:kern w:val="2"/>
       <w:sz w:val="24"/>
       <w:szCs w:val="24"/>
-      <w:lang/>
       <w14:ligatures w14:val="standardContextual"/>
     </w:rPr>
   </w:style>
   <w:style w:type="character" w:default="1" w:styleId="a0">
     <w:name w:val="Default Paragraph Font"/>
     <w:uiPriority w:val="1"/>
+    <w:semiHidden/>
     <w:unhideWhenUsed/>
   </w:style>
   <w:style w:type="table" w:default="1" w:styleId="a1">
@@ -8614,7 +8404,6 @@
       <w:kern w:val="28"/>
       <w:sz w:val="56"/>
       <w:szCs w:val="56"/>
-      <w:lang/>
       <w14:ligatures w14:val="standardContextual"/>
     </w:rPr>
   </w:style>
@@ -8654,7 +8443,6 @@
       <w:kern w:val="2"/>
       <w:sz w:val="28"/>
       <w:szCs w:val="28"/>
-      <w:lang/>
       <w14:ligatures w14:val="standardContextual"/>
     </w:rPr>
   </w:style>
@@ -8692,7 +8480,6 @@
       <w:kern w:val="2"/>
       <w:sz w:val="24"/>
       <w:szCs w:val="24"/>
-      <w:lang/>
       <w14:ligatures w14:val="standardContextual"/>
     </w:rPr>
   </w:style>
@@ -8724,7 +8511,6 @@
       <w:kern w:val="2"/>
       <w:sz w:val="24"/>
       <w:szCs w:val="24"/>
-      <w:lang/>
       <w14:ligatures w14:val="standardContextual"/>
     </w:rPr>
   </w:style>
@@ -8765,7 +8551,6 @@
       <w:kern w:val="2"/>
       <w:sz w:val="24"/>
       <w:szCs w:val="24"/>
-      <w:lang/>
       <w14:ligatures w14:val="standardContextual"/>
     </w:rPr>
   </w:style>
@@ -8806,7 +8591,7 @@
     </w:pPr>
     <w:rPr>
       <w:rFonts w:ascii="Liberation Serif" w:eastAsia="NSimSun" w:hAnsi="Liberation Serif" w:cs="Lucida Sans"/>
-      <w:lang w:val="ru-RU" w:eastAsia="zh-CN" w:bidi="hi-IN"/>
+      <w:lang w:eastAsia="zh-CN" w:bidi="hi-IN"/>
       <w14:ligatures w14:val="none"/>
     </w:rPr>
   </w:style>
@@ -8860,6 +8645,41 @@
       <w:sz w:val="24"/>
       <w:szCs w:val="24"/>
       <w:lang w:eastAsia="ru-RU"/>
+    </w:rPr>
+  </w:style>
+  <w:style w:type="character" w:styleId="af">
+    <w:name w:val="Hyperlink"/>
+    <w:basedOn w:val="a0"/>
+    <w:uiPriority w:val="99"/>
+    <w:unhideWhenUsed/>
+    <w:rsid w:val="00C42359"/>
+    <w:rPr>
+      <w:color w:val="0563C1" w:themeColor="hyperlink"/>
+      <w:u w:val="single"/>
+    </w:rPr>
+  </w:style>
+  <w:style w:type="character" w:styleId="af0">
+    <w:name w:val="Unresolved Mention"/>
+    <w:basedOn w:val="a0"/>
+    <w:uiPriority w:val="99"/>
+    <w:semiHidden/>
+    <w:unhideWhenUsed/>
+    <w:rsid w:val="00C42359"/>
+    <w:rPr>
+      <w:color w:val="605E5C"/>
+      <w:shd w:val="clear" w:color="auto" w:fill="E1DFDD"/>
+    </w:rPr>
+  </w:style>
+  <w:style w:type="character" w:styleId="af1">
+    <w:name w:val="FollowedHyperlink"/>
+    <w:basedOn w:val="a0"/>
+    <w:uiPriority w:val="99"/>
+    <w:semiHidden/>
+    <w:unhideWhenUsed/>
+    <w:rsid w:val="00C42359"/>
+    <w:rPr>
+      <w:color w:val="954F72" w:themeColor="followedHyperlink"/>
+      <w:u w:val="single"/>
     </w:rPr>
   </w:style>
 </w:styles>
